--- a/src/Layout/RemittanceAdviceEntries.docx
+++ b/src/Layout/RemittanceAdviceEntries.docx
@@ -210,15 +210,11 @@
  
              < D e t a i l e d _ V e n d o r _ L e d g _ E n t r y >   
-                 < A m t L C Y _ D t l d V e n d L e d g E n t r y > A m t L C Y _ D t l d V e n d L e d g E n t r y < / A m t L C Y _ D t l d V e n d L e d g E n t r y > - 
                  < A m t _ D t l d V e n d L e d g E n t r y > A m t _ D t l d V e n d L e d g E n t r y < / A m t _ D t l d V e n d L e d g E n t r y >   
                  < D o c T y p e _ D t l d V e n d L e d g E n t r y > D o c T y p e _ D t l d V e n d L e d g E n t r y < / D o c T y p e _ D t l d V e n d L e d g E n t r y >   
                  < L i n e D i s c _ D t l d V e n d L e d g E n t r y > L i n e D i s c _ D t l d V e n d L e d g E n t r y < / L i n e D i s c _ D t l d V e n d L e d g E n t r y > - 
-                 < V e n d L e d g E n t r y 3 A m o u n t L C Y > V e n d L e d g E n t r y 3 A m o u n t L C Y < / V e n d L e d g E n t r y 3 A m o u n t L C Y >   
                  < V e n d L e d g E n t r y 3 C u r r C o d e > V e n d L e d g E n t r y 3 C u r r C o d e < / V e n d L e d g E n t r y 3 C u r r C o d e >   
@@ -449,15 +445,11 @@
  
              < D e t a i l e d _ V e n d o r _ L e d g _ E n t r y   E l e m e n t T y p e = " D a t a I t e m "   E l e m e n t I d = " 1 9 1 5 8 6 9 4 8 8 " >   
-                 < A m t L C Y _ D t l d V e n d L e d g E n t r y   E l e m e n t T y p e = " C o l u m n "   E l e m e n t I d = " 1 2 5 5 7 8 5 6 7 5 "   D a t a T y p e = " D e c i m a l " > A m t L C Y _ D t l d V e n d L e d g E n t r y < / A m t L C Y _ D t l d V e n d L e d g E n t r y > - 
                  < A m t _ D t l d V e n d L e d g E n t r y   E l e m e n t T y p e = " C o l u m n "   E l e m e n t I d = " 1 9 0 7 0 9 2 5 1 "   D a t a T y p e = " D e c i m a l " > A m t _ D t l d V e n d L e d g E n t r y < / A m t _ D t l d V e n d L e d g E n t r y >   
                  < D o c T y p e _ D t l d V e n d L e d g E n t r y   E l e m e n t T y p e = " C o l u m n "   E l e m e n t I d = " 6 7 0 0 7 9 9 2 5 "   D a t a T y p e = " E n u m " > D o c T y p e _ D t l d V e n d L e d g E n t r y < / D o c T y p e _ D t l d V e n d L e d g E n t r y >   
                  < L i n e D i s c _ D t l d V e n d L e d g E n t r y   E l e m e n t T y p e = " C o l u m n "   E l e m e n t I d = " 1 5 5 7 0 5 4 7 4 2 "   D a t a T y p e = " D e c i m a l " > L i n e D i s c _ D t l d V e n d L e d g E n t r y < / L i n e D i s c _ D t l d V e n d L e d g E n t r y > - 
-                 < V e n d L e d g E n t r y 3 A m o u n t L C Y   E l e m e n t T y p e = " C o l u m n "   E l e m e n t I d = " 1 4 2 9 6 0 6 9 8 7 "   D a t a T y p e = " D e c i m a l " > V e n d L e d g E n t r y 3 A m o u n t L C Y < / V e n d L e d g E n t r y 3 A m o u n t L C Y >   
                  < V e n d L e d g E n t r y 3 C u r r C o d e   E l e m e n t T y p e = " C o l u m n "   E l e m e n t I d = " 2 4 3 6 9 0 4 8 2 "   D a t a T y p e = " C o d e " > V e n d L e d g E n t r y 3 C u r r C o d e < / V e n d L e d g E n t r y 3 C u r r C o d e >   
